--- a/lessons/Interactive-Lesson-1-Static-Electricity-FLUX.docx
+++ b/lessons/Interactive-Lesson-1-Static-Electricity-FLUX.docx
@@ -80,7 +80,7 @@
       <w:pPr>
         <w:spacing w:after="160" w:line="276"/>
       </w:pPr>
-      <w:hyperlink w:history="1" r:id="rIdctlj8zshscn9k8fukdeot">
+      <w:hyperlink w:history="1" r:id="rIdz2gaa6dy5gdfgrr7wzhlr">
         <w:r>
           <w:rPr>
             <w:rStyle w:val="Hyperlink"/>
@@ -114,7 +114,7 @@
         </w:rPr>
         <w:t xml:space="preserve">the simulator opens on the last lab you used. The exam number tabs (1–7, W) run across the top, with that exam’s labs listed underneath. A lab’s address is bookmarkable, so a link such as </w:t>
       </w:r>
-      <w:hyperlink w:history="1" r:id="rIdbhktysgfgrepeorxffddg">
+      <w:hyperlink w:history="1" r:id="rId2qmn6wgb22altegjxd9ry">
         <w:r>
           <w:rPr>
             <w:rStyle w:val="Hyperlink"/>
@@ -324,6 +324,24 @@
           <w:szCs w:val="22"/>
         </w:rPr>
         <w:t xml:space="preserve">Explain why the electric field is zero inside a conductor, and what grounding changes.</w:t>
+      </w:r>
+    </w:p>
+    <w:p>
+      <w:pPr>
+        <w:pStyle w:val="ListParagraph"/>
+        <w:numPr>
+          <w:ilvl w:val="0"/>
+          <w:numId w:val="2"/>
+        </w:numPr>
+        <w:spacing w:after="80" w:line="276"/>
+      </w:pPr>
+      <w:r>
+        <w:rPr>
+          <w:rFonts w:ascii="Calibri" w:cs="Calibri" w:eastAsia="Calibri" w:hAnsi="Calibri"/>
+          <w:sz w:val="22"/>
+          <w:szCs w:val="22"/>
+        </w:rPr>
+        <w:t xml:space="preserve">Explain what makes a gas break down, and what a spark’s energy actually is.</w:t>
       </w:r>
     </w:p>
     <w:p>
@@ -2239,21 +2257,6 @@
     </w:p>
     <w:p>
       <w:pPr>
-        <w:spacing w:after="200" w:line="276"/>
-      </w:pPr>
-      <w:r>
-        <w:rPr>
-          <w:rFonts w:ascii="Calibri" w:cs="Calibri" w:eastAsia="Calibri" w:hAnsi="Calibri"/>
-          <w:b/>
-          <w:bCs/>
-          <w:sz w:val="22"/>
-          <w:szCs w:val="22"/>
-        </w:rPr>
-        <w:t xml:space="preserve">When complete, upload this Lesson to this assignment in Canvas.</w:t>
-      </w:r>
-    </w:p>
-    <w:p>
-      <w:pPr>
         <w:pageBreakBefore/>
       </w:pPr>
     </w:p>
@@ -2271,6 +2274,643 @@
           <w:sz w:val="30"/>
           <w:szCs w:val="30"/>
         </w:rPr>
+        <w:t xml:space="preserve">Activity # 5 – Breakdown: why you get a shock off a doorknob</w:t>
+      </w:r>
+    </w:p>
+    <w:p>
+      <w:pPr>
+        <w:spacing w:after="120" w:line="276"/>
+      </w:pPr>
+      <w:r>
+        <w:rPr>
+          <w:rFonts w:ascii="Calibri" w:cs="Calibri" w:eastAsia="Calibri" w:hAnsi="Calibri"/>
+          <w:sz w:val="22"/>
+          <w:szCs w:val="22"/>
+        </w:rPr>
+        <w:t xml:space="preserve">Open </w:t>
+      </w:r>
+      <w:r>
+        <w:rPr>
+          <w:rFonts w:ascii="Calibri" w:cs="Calibri" w:eastAsia="Calibri" w:hAnsi="Calibri"/>
+          <w:b/>
+          <w:bCs/>
+          <w:sz w:val="22"/>
+          <w:szCs w:val="22"/>
+        </w:rPr>
+        <w:t xml:space="preserve">Exam 3 → Breakdown</w:t>
+      </w:r>
+      <w:r>
+        <w:rPr>
+          <w:rFonts w:ascii="Calibri" w:cs="Calibri" w:eastAsia="Calibri" w:hAnsi="Calibri"/>
+          <w:sz w:val="22"/>
+          <w:szCs w:val="22"/>
+        </w:rPr>
+        <w:t xml:space="preserve"> and choose the scenario </w:t>
+      </w:r>
+      <w:r>
+        <w:rPr>
+          <w:rFonts w:ascii="Calibri" w:cs="Calibri" w:eastAsia="Calibri" w:hAnsi="Calibri"/>
+          <w:b/>
+          <w:bCs/>
+          <w:sz w:val="22"/>
+          <w:szCs w:val="22"/>
+        </w:rPr>
+        <w:t xml:space="preserve">“Doorknob spark”</w:t>
+      </w:r>
+      <w:r>
+        <w:rPr>
+          <w:rFonts w:ascii="Calibri" w:cs="Calibri" w:eastAsia="Calibri" w:hAnsi="Calibri"/>
+          <w:sz w:val="22"/>
+          <w:szCs w:val="22"/>
+        </w:rPr>
+        <w:t xml:space="preserve">.</w:t>
+      </w:r>
+    </w:p>
+    <w:p>
+      <w:pPr>
+        <w:spacing w:after="160" w:line="276"/>
+      </w:pPr>
+      <w:r>
+        <w:rPr>
+          <w:rFonts w:ascii="Calibri" w:cs="Calibri" w:eastAsia="Calibri" w:hAnsi="Calibri"/>
+          <w:sz w:val="22"/>
+          <w:szCs w:val="22"/>
+        </w:rPr>
+        <w:t xml:space="preserve">You are the sphere on the left, charged to the potential shown; the plate on the right is the grounded doorknob. Two rules for when the air lets go are reported side by side: Paschen’s law, and the 3 MV/m dielectric-strength rule. They do not agree, and the lesson is in the disagreement. The gap in the picture is drawn on a log scale so it stays visible — every number on the panels is the real one.</w:t>
+      </w:r>
+    </w:p>
+    <w:p>
+      <w:pPr>
+        <w:spacing w:after="60" w:before="160"/>
+        <w:jc w:val="center"/>
+      </w:pPr>
+      <w:r>
+        <w:drawing>
+          <wp:inline distT="0" distB="0" distL="0" distR="0">
+            <wp:extent cx="5715000" cy="3429000"/>
+            <wp:effectExtent t="0" r="0" b="0" l="0"/>
+            <wp:docPr id="1" name="" descr="" title=""/>
+            <wp:cNvGraphicFramePr>
+              <a:graphicFrameLocks xmlns:a="http://schemas.openxmlformats.org/drawingml/2006/main" noChangeAspect="1"/>
+            </wp:cNvGraphicFramePr>
+            <a:graphic xmlns:a="http://schemas.openxmlformats.org/drawingml/2006/main">
+              <a:graphicData uri="http://schemas.openxmlformats.org/drawingml/2006/picture">
+                <pic:pic xmlns:pic="http://schemas.openxmlformats.org/drawingml/2006/picture">
+                  <pic:nvPicPr>
+                    <pic:cNvPr id="0" name="" descr=""/>
+                    <pic:cNvPicPr>
+                      <a:picLocks noChangeAspect="1" noChangeArrowheads="1"/>
+                    </pic:cNvPicPr>
+                  </pic:nvPicPr>
+                  <pic:blipFill>
+                    <a:blip r:embed="rId9" cstate="none"/>
+                    <a:srcRect/>
+                    <a:stretch>
+                      <a:fillRect/>
+                    </a:stretch>
+                  </pic:blipFill>
+                  <pic:spPr bwMode="auto">
+                    <a:xfrm>
+                      <a:off x="0" y="0"/>
+                      <a:ext cx="5715000" cy="3429000"/>
+                    </a:xfrm>
+                    <a:prstGeom prst="rect">
+                      <a:avLst/>
+                    </a:prstGeom>
+                  </pic:spPr>
+                </pic:pic>
+              </a:graphicData>
+            </a:graphic>
+          </wp:inline>
+        </w:drawing>
+      </w:r>
+    </w:p>
+    <w:p>
+      <w:pPr>
+        <w:spacing w:after="200" w:line="276"/>
+        <w:jc w:val="center"/>
+      </w:pPr>
+      <w:r>
+        <w:rPr>
+          <w:rFonts w:ascii="Calibri" w:cs="Calibri" w:eastAsia="Calibri" w:hAnsi="Calibri"/>
+          <w:i/>
+          <w:iCs/>
+          <w:sz w:val="18"/>
+          <w:szCs w:val="18"/>
+        </w:rPr>
+        <w:t xml:space="preserve">Exam 3 → Breakdown, “Doorknob spark”. 18 kV across a 4 mm gap. The plot is the Paschen curve; the yellow dot is its minimum and the red dot is where you are on it.</w:t>
+      </w:r>
+    </w:p>
+    <w:p>
+      <w:pPr>
+        <w:spacing w:after="100" w:before="200" w:line="276"/>
+      </w:pPr>
+      <w:r>
+        <w:rPr>
+          <w:rFonts w:ascii="Calibri" w:cs="Calibri" w:eastAsia="Calibri" w:hAnsi="Calibri"/>
+          <w:b/>
+          <w:bCs/>
+          <w:sz w:val="22"/>
+          <w:szCs w:val="22"/>
+        </w:rPr>
+        <w:t xml:space="preserve">Question 17) </w:t>
+      </w:r>
+      <w:r>
+        <w:rPr>
+          <w:rFonts w:ascii="Calibri" w:cs="Calibri" w:eastAsia="Calibri" w:hAnsi="Calibri"/>
+          <w:sz w:val="22"/>
+          <w:szCs w:val="22"/>
+        </w:rPr>
+        <w:t xml:space="preserve">Record E in the gap, the breakdown voltage the gap needs, and the energy released. The panel also reports how far apart the two rules are here — record that too.</w:t>
+      </w:r>
+    </w:p>
+    <w:p>
+      <w:pPr>
+        <w:pBdr>
+          <w:bottom w:val="single" w:color="BFBFBF" w:sz="4" w:space="4"/>
+        </w:pBdr>
+        <w:spacing w:after="0" w:line="360"/>
+      </w:pPr>
+      <w:r>
+        <w:rPr>
+          <w:rFonts w:ascii="Calibri" w:cs="Calibri" w:eastAsia="Calibri" w:hAnsi="Calibri"/>
+          <w:sz w:val="22"/>
+          <w:szCs w:val="22"/>
+        </w:rPr>
+        <w:t xml:space="preserve"/>
+      </w:r>
+    </w:p>
+    <w:p>
+      <w:pPr>
+        <w:pBdr>
+          <w:bottom w:val="single" w:color="BFBFBF" w:sz="4" w:space="4"/>
+        </w:pBdr>
+        <w:spacing w:after="0" w:line="360"/>
+      </w:pPr>
+      <w:r>
+        <w:rPr>
+          <w:rFonts w:ascii="Calibri" w:cs="Calibri" w:eastAsia="Calibri" w:hAnsi="Calibri"/>
+          <w:sz w:val="22"/>
+          <w:szCs w:val="22"/>
+        </w:rPr>
+        <w:t xml:space="preserve"/>
+      </w:r>
+    </w:p>
+    <w:p>
+      <w:pPr>
+        <w:pBdr>
+          <w:bottom w:val="single" w:color="BFBFBF" w:sz="4" w:space="4"/>
+        </w:pBdr>
+        <w:spacing w:after="0" w:line="360"/>
+      </w:pPr>
+      <w:r>
+        <w:rPr>
+          <w:rFonts w:ascii="Calibri" w:cs="Calibri" w:eastAsia="Calibri" w:hAnsi="Calibri"/>
+          <w:sz w:val="22"/>
+          <w:szCs w:val="22"/>
+        </w:rPr>
+        <w:t xml:space="preserve"/>
+      </w:r>
+    </w:p>
+    <w:p>
+      <w:pPr>
+        <w:pBdr>
+          <w:bottom w:val="single" w:color="BFBFBF" w:sz="4" w:space="4"/>
+        </w:pBdr>
+        <w:spacing w:after="0" w:line="360"/>
+      </w:pPr>
+      <w:r>
+        <w:rPr>
+          <w:rFonts w:ascii="Calibri" w:cs="Calibri" w:eastAsia="Calibri" w:hAnsi="Calibri"/>
+          <w:sz w:val="22"/>
+          <w:szCs w:val="22"/>
+        </w:rPr>
+        <w:t xml:space="preserve"/>
+      </w:r>
+    </w:p>
+    <w:p>
+      <w:pPr>
+        <w:spacing w:after="80"/>
+      </w:pPr>
+    </w:p>
+    <w:p>
+      <w:pPr>
+        <w:spacing w:after="100" w:before="200" w:line="276"/>
+      </w:pPr>
+      <w:r>
+        <w:rPr>
+          <w:rFonts w:ascii="Calibri" w:cs="Calibri" w:eastAsia="Calibri" w:hAnsi="Calibri"/>
+          <w:b/>
+          <w:bCs/>
+          <w:sz w:val="22"/>
+          <w:szCs w:val="22"/>
+        </w:rPr>
+        <w:t xml:space="preserve">Question 18) </w:t>
+      </w:r>
+      <w:r>
+        <w:rPr>
+          <w:rFonts w:ascii="Calibri" w:cs="Calibri" w:eastAsia="Calibri" w:hAnsi="Calibri"/>
+          <w:sz w:val="22"/>
+          <w:szCs w:val="22"/>
+        </w:rPr>
+        <w:t xml:space="preserve">Switch to “Same charge, hand further away”. The charge on you has not changed. Explain why there is now no spark, and which quantity changed to stop it.</w:t>
+      </w:r>
+    </w:p>
+    <w:p>
+      <w:pPr>
+        <w:pBdr>
+          <w:bottom w:val="single" w:color="BFBFBF" w:sz="4" w:space="4"/>
+        </w:pBdr>
+        <w:spacing w:after="0" w:line="360"/>
+      </w:pPr>
+      <w:r>
+        <w:rPr>
+          <w:rFonts w:ascii="Calibri" w:cs="Calibri" w:eastAsia="Calibri" w:hAnsi="Calibri"/>
+          <w:sz w:val="22"/>
+          <w:szCs w:val="22"/>
+        </w:rPr>
+        <w:t xml:space="preserve"/>
+      </w:r>
+    </w:p>
+    <w:p>
+      <w:pPr>
+        <w:pBdr>
+          <w:bottom w:val="single" w:color="BFBFBF" w:sz="4" w:space="4"/>
+        </w:pBdr>
+        <w:spacing w:after="0" w:line="360"/>
+      </w:pPr>
+      <w:r>
+        <w:rPr>
+          <w:rFonts w:ascii="Calibri" w:cs="Calibri" w:eastAsia="Calibri" w:hAnsi="Calibri"/>
+          <w:sz w:val="22"/>
+          <w:szCs w:val="22"/>
+        </w:rPr>
+        <w:t xml:space="preserve"/>
+      </w:r>
+    </w:p>
+    <w:p>
+      <w:pPr>
+        <w:pBdr>
+          <w:bottom w:val="single" w:color="BFBFBF" w:sz="4" w:space="4"/>
+        </w:pBdr>
+        <w:spacing w:after="0" w:line="360"/>
+      </w:pPr>
+      <w:r>
+        <w:rPr>
+          <w:rFonts w:ascii="Calibri" w:cs="Calibri" w:eastAsia="Calibri" w:hAnsi="Calibri"/>
+          <w:sz w:val="22"/>
+          <w:szCs w:val="22"/>
+        </w:rPr>
+        <w:t xml:space="preserve"/>
+      </w:r>
+    </w:p>
+    <w:p>
+      <w:pPr>
+        <w:pBdr>
+          <w:bottom w:val="single" w:color="BFBFBF" w:sz="4" w:space="4"/>
+        </w:pBdr>
+        <w:spacing w:after="0" w:line="360"/>
+      </w:pPr>
+      <w:r>
+        <w:rPr>
+          <w:rFonts w:ascii="Calibri" w:cs="Calibri" w:eastAsia="Calibri" w:hAnsi="Calibri"/>
+          <w:sz w:val="22"/>
+          <w:szCs w:val="22"/>
+        </w:rPr>
+        <w:t xml:space="preserve"/>
+      </w:r>
+    </w:p>
+    <w:p>
+      <w:pPr>
+        <w:spacing w:after="80"/>
+      </w:pPr>
+    </w:p>
+    <w:p>
+      <w:pPr>
+        <w:spacing w:after="100" w:before="200" w:line="276"/>
+      </w:pPr>
+      <w:r>
+        <w:rPr>
+          <w:rFonts w:ascii="Calibri" w:cs="Calibri" w:eastAsia="Calibri" w:hAnsi="Calibri"/>
+          <w:b/>
+          <w:bCs/>
+          <w:sz w:val="22"/>
+          <w:szCs w:val="22"/>
+        </w:rPr>
+        <w:t xml:space="preserve">Question 19) </w:t>
+      </w:r>
+      <w:r>
+        <w:rPr>
+          <w:rFonts w:ascii="Calibri" w:cs="Calibri" w:eastAsia="Calibri" w:hAnsi="Calibri"/>
+          <w:sz w:val="22"/>
+          <w:szCs w:val="22"/>
+        </w:rPr>
+        <w:t xml:space="preserve">Find the energy released in Question 17 in joules. A dropped paperclip lands with roughly 1 mJ. Given that, explain why the shock hurts.</w:t>
+      </w:r>
+    </w:p>
+    <w:p>
+      <w:pPr>
+        <w:pBdr>
+          <w:bottom w:val="single" w:color="BFBFBF" w:sz="4" w:space="4"/>
+        </w:pBdr>
+        <w:spacing w:after="0" w:line="360"/>
+      </w:pPr>
+      <w:r>
+        <w:rPr>
+          <w:rFonts w:ascii="Calibri" w:cs="Calibri" w:eastAsia="Calibri" w:hAnsi="Calibri"/>
+          <w:sz w:val="22"/>
+          <w:szCs w:val="22"/>
+        </w:rPr>
+        <w:t xml:space="preserve"/>
+      </w:r>
+    </w:p>
+    <w:p>
+      <w:pPr>
+        <w:pBdr>
+          <w:bottom w:val="single" w:color="BFBFBF" w:sz="4" w:space="4"/>
+        </w:pBdr>
+        <w:spacing w:after="0" w:line="360"/>
+      </w:pPr>
+      <w:r>
+        <w:rPr>
+          <w:rFonts w:ascii="Calibri" w:cs="Calibri" w:eastAsia="Calibri" w:hAnsi="Calibri"/>
+          <w:sz w:val="22"/>
+          <w:szCs w:val="22"/>
+        </w:rPr>
+        <w:t xml:space="preserve"/>
+      </w:r>
+    </w:p>
+    <w:p>
+      <w:pPr>
+        <w:pBdr>
+          <w:bottom w:val="single" w:color="BFBFBF" w:sz="4" w:space="4"/>
+        </w:pBdr>
+        <w:spacing w:after="0" w:line="360"/>
+      </w:pPr>
+      <w:r>
+        <w:rPr>
+          <w:rFonts w:ascii="Calibri" w:cs="Calibri" w:eastAsia="Calibri" w:hAnsi="Calibri"/>
+          <w:sz w:val="22"/>
+          <w:szCs w:val="22"/>
+        </w:rPr>
+        <w:t xml:space="preserve"/>
+      </w:r>
+    </w:p>
+    <w:p>
+      <w:pPr>
+        <w:pBdr>
+          <w:bottom w:val="single" w:color="BFBFBF" w:sz="4" w:space="4"/>
+        </w:pBdr>
+        <w:spacing w:after="0" w:line="360"/>
+      </w:pPr>
+      <w:r>
+        <w:rPr>
+          <w:rFonts w:ascii="Calibri" w:cs="Calibri" w:eastAsia="Calibri" w:hAnsi="Calibri"/>
+          <w:sz w:val="22"/>
+          <w:szCs w:val="22"/>
+        </w:rPr>
+        <w:t xml:space="preserve"/>
+      </w:r>
+    </w:p>
+    <w:p>
+      <w:pPr>
+        <w:spacing w:after="80"/>
+      </w:pPr>
+    </w:p>
+    <w:p>
+      <w:pPr>
+        <w:spacing w:after="100" w:before="200" w:line="276"/>
+      </w:pPr>
+      <w:r>
+        <w:rPr>
+          <w:rFonts w:ascii="Calibri" w:cs="Calibri" w:eastAsia="Calibri" w:hAnsi="Calibri"/>
+          <w:b/>
+          <w:bCs/>
+          <w:sz w:val="22"/>
+          <w:szCs w:val="22"/>
+        </w:rPr>
+        <w:t xml:space="preserve">Question 20) </w:t>
+      </w:r>
+      <w:r>
+        <w:rPr>
+          <w:rFonts w:ascii="Calibri" w:cs="Calibri" w:eastAsia="Calibri" w:hAnsi="Calibri"/>
+          <w:sz w:val="22"/>
+          <w:szCs w:val="22"/>
+        </w:rPr>
+        <w:t xml:space="preserve">Read the lowest point of the Paschen curve (the yellow dot) from the panel: what is the smallest voltage that can break down a gap of air at all, and at what value of p·d? Is any voltage below that ever enough?</w:t>
+      </w:r>
+    </w:p>
+    <w:p>
+      <w:pPr>
+        <w:pBdr>
+          <w:bottom w:val="single" w:color="BFBFBF" w:sz="4" w:space="4"/>
+        </w:pBdr>
+        <w:spacing w:after="0" w:line="360"/>
+      </w:pPr>
+      <w:r>
+        <w:rPr>
+          <w:rFonts w:ascii="Calibri" w:cs="Calibri" w:eastAsia="Calibri" w:hAnsi="Calibri"/>
+          <w:sz w:val="22"/>
+          <w:szCs w:val="22"/>
+        </w:rPr>
+        <w:t xml:space="preserve"/>
+      </w:r>
+    </w:p>
+    <w:p>
+      <w:pPr>
+        <w:pBdr>
+          <w:bottom w:val="single" w:color="BFBFBF" w:sz="4" w:space="4"/>
+        </w:pBdr>
+        <w:spacing w:after="0" w:line="360"/>
+      </w:pPr>
+      <w:r>
+        <w:rPr>
+          <w:rFonts w:ascii="Calibri" w:cs="Calibri" w:eastAsia="Calibri" w:hAnsi="Calibri"/>
+          <w:sz w:val="22"/>
+          <w:szCs w:val="22"/>
+        </w:rPr>
+        <w:t xml:space="preserve"/>
+      </w:r>
+    </w:p>
+    <w:p>
+      <w:pPr>
+        <w:pBdr>
+          <w:bottom w:val="single" w:color="BFBFBF" w:sz="4" w:space="4"/>
+        </w:pBdr>
+        <w:spacing w:after="0" w:line="360"/>
+      </w:pPr>
+      <w:r>
+        <w:rPr>
+          <w:rFonts w:ascii="Calibri" w:cs="Calibri" w:eastAsia="Calibri" w:hAnsi="Calibri"/>
+          <w:sz w:val="22"/>
+          <w:szCs w:val="22"/>
+        </w:rPr>
+        <w:t xml:space="preserve"/>
+      </w:r>
+    </w:p>
+    <w:p>
+      <w:pPr>
+        <w:pBdr>
+          <w:bottom w:val="single" w:color="BFBFBF" w:sz="4" w:space="4"/>
+        </w:pBdr>
+        <w:spacing w:after="0" w:line="360"/>
+      </w:pPr>
+      <w:r>
+        <w:rPr>
+          <w:rFonts w:ascii="Calibri" w:cs="Calibri" w:eastAsia="Calibri" w:hAnsi="Calibri"/>
+          <w:sz w:val="22"/>
+          <w:szCs w:val="22"/>
+        </w:rPr>
+        <w:t xml:space="preserve"/>
+      </w:r>
+    </w:p>
+    <w:p>
+      <w:pPr>
+        <w:spacing w:after="80"/>
+      </w:pPr>
+    </w:p>
+    <w:p>
+      <w:pPr>
+        <w:spacing w:after="100" w:before="200" w:line="276"/>
+      </w:pPr>
+      <w:r>
+        <w:rPr>
+          <w:rFonts w:ascii="Calibri" w:cs="Calibri" w:eastAsia="Calibri" w:hAnsi="Calibri"/>
+          <w:b/>
+          <w:bCs/>
+          <w:sz w:val="22"/>
+          <w:szCs w:val="22"/>
+        </w:rPr>
+        <w:t xml:space="preserve">Question 21) </w:t>
+      </w:r>
+      <w:r>
+        <w:rPr>
+          <w:rFonts w:ascii="Calibri" w:cs="Calibri" w:eastAsia="Calibri" w:hAnsi="Calibri"/>
+          <w:sz w:val="22"/>
+          <w:szCs w:val="22"/>
+        </w:rPr>
+        <w:t xml:space="preserve">Switch to “Thin air”. Here p·d sits to the LEFT of that minimum. Widen the gap with the slider and watch the breakdown voltage. What happens, and why does the 3 MV/m rule get this case exactly backwards?</w:t>
+      </w:r>
+    </w:p>
+    <w:p>
+      <w:pPr>
+        <w:pBdr>
+          <w:bottom w:val="single" w:color="BFBFBF" w:sz="4" w:space="4"/>
+        </w:pBdr>
+        <w:spacing w:after="0" w:line="360"/>
+      </w:pPr>
+      <w:r>
+        <w:rPr>
+          <w:rFonts w:ascii="Calibri" w:cs="Calibri" w:eastAsia="Calibri" w:hAnsi="Calibri"/>
+          <w:sz w:val="22"/>
+          <w:szCs w:val="22"/>
+        </w:rPr>
+        <w:t xml:space="preserve"/>
+      </w:r>
+    </w:p>
+    <w:p>
+      <w:pPr>
+        <w:pBdr>
+          <w:bottom w:val="single" w:color="BFBFBF" w:sz="4" w:space="4"/>
+        </w:pBdr>
+        <w:spacing w:after="0" w:line="360"/>
+      </w:pPr>
+      <w:r>
+        <w:rPr>
+          <w:rFonts w:ascii="Calibri" w:cs="Calibri" w:eastAsia="Calibri" w:hAnsi="Calibri"/>
+          <w:sz w:val="22"/>
+          <w:szCs w:val="22"/>
+        </w:rPr>
+        <w:t xml:space="preserve"/>
+      </w:r>
+    </w:p>
+    <w:p>
+      <w:pPr>
+        <w:pBdr>
+          <w:bottom w:val="single" w:color="BFBFBF" w:sz="4" w:space="4"/>
+        </w:pBdr>
+        <w:spacing w:after="0" w:line="360"/>
+      </w:pPr>
+      <w:r>
+        <w:rPr>
+          <w:rFonts w:ascii="Calibri" w:cs="Calibri" w:eastAsia="Calibri" w:hAnsi="Calibri"/>
+          <w:sz w:val="22"/>
+          <w:szCs w:val="22"/>
+        </w:rPr>
+        <w:t xml:space="preserve"/>
+      </w:r>
+    </w:p>
+    <w:p>
+      <w:pPr>
+        <w:pBdr>
+          <w:bottom w:val="single" w:color="BFBFBF" w:sz="4" w:space="4"/>
+        </w:pBdr>
+        <w:spacing w:after="0" w:line="360"/>
+      </w:pPr>
+      <w:r>
+        <w:rPr>
+          <w:rFonts w:ascii="Calibri" w:cs="Calibri" w:eastAsia="Calibri" w:hAnsi="Calibri"/>
+          <w:sz w:val="22"/>
+          <w:szCs w:val="22"/>
+        </w:rPr>
+        <w:t xml:space="preserve"/>
+      </w:r>
+    </w:p>
+    <w:p>
+      <w:pPr>
+        <w:pBdr>
+          <w:bottom w:val="single" w:color="BFBFBF" w:sz="4" w:space="4"/>
+        </w:pBdr>
+        <w:spacing w:after="0" w:line="360"/>
+      </w:pPr>
+      <w:r>
+        <w:rPr>
+          <w:rFonts w:ascii="Calibri" w:cs="Calibri" w:eastAsia="Calibri" w:hAnsi="Calibri"/>
+          <w:sz w:val="22"/>
+          <w:szCs w:val="22"/>
+        </w:rPr>
+        <w:t xml:space="preserve"/>
+      </w:r>
+    </w:p>
+    <w:p>
+      <w:pPr>
+        <w:spacing w:after="80"/>
+      </w:pPr>
+    </w:p>
+    <w:p>
+      <w:pPr>
+        <w:spacing w:after="200" w:line="276"/>
+      </w:pPr>
+      <w:r>
+        <w:rPr>
+          <w:rFonts w:ascii="Calibri" w:cs="Calibri" w:eastAsia="Calibri" w:hAnsi="Calibri"/>
+          <w:b/>
+          <w:bCs/>
+          <w:sz w:val="22"/>
+          <w:szCs w:val="22"/>
+        </w:rPr>
+        <w:t xml:space="preserve">When complete, upload this Lesson to this assignment in Canvas.</w:t>
+      </w:r>
+    </w:p>
+    <w:p>
+      <w:pPr>
+        <w:pageBreakBefore/>
+      </w:pPr>
+    </w:p>
+    <w:p>
+      <w:pPr>
+        <w:pStyle w:val="Heading1"/>
+        <w:spacing w:after="140" w:before="280"/>
+      </w:pPr>
+      <w:r>
+        <w:rPr>
+          <w:rFonts w:ascii="Calibri" w:cs="Calibri" w:eastAsia="Calibri" w:hAnsi="Calibri"/>
+          <w:b/>
+          <w:bCs/>
+          <w:color w:val="1F3864"/>
+          <w:sz w:val="30"/>
+          <w:szCs w:val="30"/>
+        </w:rPr>
         <w:t xml:space="preserve">Note for the instructor — what carries over and what does not</w:t>
       </w:r>
     </w:p>
@@ -2284,7 +2924,7 @@
           <w:sz w:val="22"/>
           <w:szCs w:val="22"/>
         </w:rPr>
-        <w:t xml:space="preserve">This is a direct conversion of Interactive Lesson # 1. It is honest about coverage: two of the three original learning objectives transfer to FLUX and are strengthened by it, and one does not transfer at all.</w:t>
+        <w:t xml:space="preserve">This is a direct conversion of Interactive Lesson # 1. All three original learning objectives transfer, two of them with more behind them than the PhET activities had. The one genuine gap is narrow and named below.</w:t>
       </w:r>
     </w:p>
     <w:tbl>
@@ -2575,7 +3215,7 @@
         <w:tc>
           <w:tcPr>
             <w:tcW w:type="dxa" w:w="3400"/>
-            <w:shd w:fill="FBE4E4" w:color="auto" w:val="clear"/>
+            <w:shd w:fill="E2EFDA" w:color="auto" w:val="clear"/>
             <w:tcMar>
               <w:top w:type="dxa" w:w="80"/>
               <w:left w:type="dxa" w:w="120"/>
@@ -2595,14 +3235,14 @@
                 <w:sz w:val="20"/>
                 <w:szCs w:val="20"/>
               </w:rPr>
-              <w:t xml:space="preserve">The spark in John Travoltage.</w:t>
+              <w:t xml:space="preserve">The spark in John Travoltage. Qualitative: charge builds, then it jumps.</w:t>
             </w:r>
           </w:p>
         </w:tc>
         <w:tc>
           <w:tcPr>
             <w:tcW w:type="dxa" w:w="3400"/>
-            <w:shd w:fill="FBE4E4" w:color="auto" w:val="clear"/>
+            <w:shd w:fill="E2EFDA" w:color="auto" w:val="clear"/>
             <w:tcMar>
               <w:top w:type="dxa" w:w="80"/>
               <w:left w:type="dxa" w:w="120"/>
@@ -2622,7 +3262,7 @@
                 <w:sz w:val="20"/>
                 <w:szCs w:val="20"/>
               </w:rPr>
-              <w:t xml:space="preserve">Not covered. FLUX does not model dielectric breakdown. Keep the PhET activity for this, or drop the objective.</w:t>
+              <w:t xml:space="preserve">Covered by the Breakdown lab (Activity # 5), and further than the original went. Paschen’s law against the 3 MV/m rule, with the threshold, the gap, the pressure and the gas all adjustable, and the energy of the spark in joules.</w:t>
             </w:r>
           </w:p>
         </w:tc>
@@ -2791,6 +3431,88 @@
           </w:p>
         </w:tc>
       </w:tr>
+      <w:tr>
+        <w:tc>
+          <w:tcPr>
+            <w:tcW w:type="dxa" w:w="2600"/>
+            <w:tcMar>
+              <w:top w:type="dxa" w:w="80"/>
+              <w:left w:type="dxa" w:w="120"/>
+              <w:bottom w:type="dxa" w:w="80"/>
+              <w:right w:type="dxa" w:w="120"/>
+            </w:tcMar>
+          </w:tcPr>
+          <w:p>
+            <w:pPr>
+              <w:spacing w:after="0" w:line="276"/>
+            </w:pPr>
+            <w:r>
+              <w:rPr>
+                <w:rFonts w:ascii="Calibri" w:cs="Calibri" w:eastAsia="Calibri" w:hAnsi="Calibri"/>
+                <w:b w:val="false"/>
+                <w:bCs w:val="false"/>
+                <w:sz w:val="20"/>
+                <w:szCs w:val="20"/>
+              </w:rPr>
+              <w:t xml:space="preserve">Why a gas has a breakdown minimum</w:t>
+            </w:r>
+          </w:p>
+        </w:tc>
+        <w:tc>
+          <w:tcPr>
+            <w:tcW w:type="dxa" w:w="3400"/>
+            <w:shd w:fill="E2EFDA" w:color="auto" w:val="clear"/>
+            <w:tcMar>
+              <w:top w:type="dxa" w:w="80"/>
+              <w:left w:type="dxa" w:w="120"/>
+              <w:bottom w:type="dxa" w:w="80"/>
+              <w:right w:type="dxa" w:w="120"/>
+            </w:tcMar>
+          </w:tcPr>
+          <w:p>
+            <w:pPr>
+              <w:spacing w:after="0" w:line="276"/>
+            </w:pPr>
+            <w:r>
+              <w:rPr>
+                <w:rFonts w:ascii="Calibri" w:cs="Calibri" w:eastAsia="Calibri" w:hAnsi="Calibri"/>
+                <w:b w:val="false"/>
+                <w:bCs w:val="false"/>
+                <w:sz w:val="20"/>
+                <w:szCs w:val="20"/>
+              </w:rPr>
+              <w:t xml:space="preserve">Not available.</w:t>
+            </w:r>
+          </w:p>
+        </w:tc>
+        <w:tc>
+          <w:tcPr>
+            <w:tcW w:type="dxa" w:w="3400"/>
+            <w:shd w:fill="E2EFDA" w:color="auto" w:val="clear"/>
+            <w:tcMar>
+              <w:top w:type="dxa" w:w="80"/>
+              <w:left w:type="dxa" w:w="120"/>
+              <w:bottom w:type="dxa" w:w="80"/>
+              <w:right w:type="dxa" w:w="120"/>
+            </w:tcMar>
+          </w:tcPr>
+          <w:p>
+            <w:pPr>
+              <w:spacing w:after="0" w:line="276"/>
+            </w:pPr>
+            <w:r>
+              <w:rPr>
+                <w:rFonts w:ascii="Calibri" w:cs="Calibri" w:eastAsia="Calibri" w:hAnsi="Calibri"/>
+                <w:b w:val="false"/>
+                <w:bCs w:val="false"/>
+                <w:sz w:val="20"/>
+                <w:szCs w:val="20"/>
+              </w:rPr>
+              <w:t xml:space="preserve">Added. The Paschen curve is plotted with the operating point on it, so the regime where a WIDER gap breaks down more easily — the reason vacuum insulates — is visible rather than asserted.</w:t>
+            </w:r>
+          </w:p>
+        </w:tc>
+      </w:tr>
     </w:tbl>
     <w:p>
       <w:pPr>
@@ -2871,6 +3593,19 @@
     </w:p>
     <w:p>
       <w:pPr>
+        <w:spacing w:after="140" w:line="276"/>
+      </w:pPr>
+      <w:r>
+        <w:rPr>
+          <w:rFonts w:ascii="Calibri" w:cs="Calibri" w:eastAsia="Calibri" w:hAnsi="Calibri"/>
+          <w:sz w:val="22"/>
+          <w:szCs w:val="22"/>
+        </w:rPr>
+        <w:t xml:space="preserve">The one thing that does not transfer: triboelectric charging. Nothing in FLUX is rubbed against anything, because nothing predicts how much charge a sweater gives a balloon — there is no equation behind it to check against, and every other number in this app is checked against an independent second calculation. Activity # 5 therefore sets the charge with a slider and says so on screen. If seeing charge transfer by rubbing is itself an objective, the PhET balloon remains the better tool for that one thing.</w:t>
+      </w:r>
+    </w:p>
+    <w:p>
+      <w:pPr>
         <w:spacing w:after="120" w:line="276"/>
       </w:pPr>
       <w:r>
@@ -2881,7 +3616,7 @@
           <w:sz w:val="22"/>
           <w:szCs w:val="22"/>
         </w:rPr>
-        <w:t xml:space="preserve">Suggested reading of the above: use FLUX for Activities 1–4 as written, and keep John Travoltage as a short fifth activity if the breakdown objective is to be assessed.</w:t>
+        <w:t xml:space="preserve">Otherwise the lesson stands on its own: Activities 1–5 as written need nothing but the link.</w:t>
       </w:r>
     </w:p>
     <w:sectPr>
